--- a/src/main/resources/templates/template.docx
+++ b/src/main/resources/templates/template.docx
@@ -853,6 +853,8 @@
                 <w:bCs/>
               </w:rPr>
             </w:pPr>
+            <w:bookmarkStart w:id="0" w:name="_GoBack"/>
+            <w:bookmarkEnd w:id="0"/>
             <w:r>
               <w:rPr>
                 <w:rFonts w:hint="eastAsia"/>
@@ -1279,10 +1281,6 @@
           <w:bCs/>
         </w:rPr>
       </w:pPr>
-    </w:p>
-    <w:p>
-      <w:bookmarkStart w:id="0" w:name="_GoBack"/>
-      <w:bookmarkEnd w:id="0"/>
     </w:p>
     <w:sectPr>
       <w:pgSz w:w="8390" w:h="11905"/>
